--- a/Target Folder/QA-Files/zh-CN/Remakrs on Medical_and_Healthcare.docx
+++ b/Target Folder/QA-Files/zh-CN/Remakrs on Medical_and_Healthcare.docx
@@ -14,7 +14,7 @@
     <w:p>
       <w:r>
         <w:rPr/>
-        <w:t xml:space="preserve">医疗与健康领域是人类社会的重要支柱，致力于提高生活质量、预防疾病和延长寿命。这一广阔的领域涵盖了广泛的学科、技术和系统，旨在确保个人和社区的身心健康。</w:t>
+        <w:t xml:space="preserve">医疗与健康领域是人类社会的重要支柱，致力于提高生活质量、预防疾病和延长寿命。这个广阔的领域涵盖了广泛的学科、技术和系统，旨在确保个人和社区的身心健康。</w:t>
       </w:r>
     </w:p>
     <w:p>
@@ -29,7 +29,7 @@
     <w:p>
       <w:r>
         <w:rPr/>
-        <w:t xml:space="preserve">医疗保健在过去几个世纪中取得了显著发展，从最初的简陋实践发展成为由科学发现驱动的高度复杂系统。古代文明依赖草药和精神疗法，而现代医学则受益于基因工程、机器人技术和人工智能等先进技术。抗生素、疫苗和影像技术的发现彻底改变了疾病的预防和治疗。</w:t>
+        <w:t xml:space="preserve">几个世纪以来，医疗保健取得了显著发展，从最初的简陋实践发展到由科学发现驱动的高度复杂系统。古代文明依赖草药和精神疗法，而现代医学则受益于基因工程、机器人技术和人工智能等先进技术。抗生素、疫苗和影像技术的发现彻底改变了疾病预防和治疗。</w:t>
       </w:r>
     </w:p>
     <w:p>
@@ -44,7 +44,7 @@
     <w:p>
       <w:r>
         <w:rPr/>
-        <w:t xml:space="preserve">一个健全的医疗保健系统建立在几个基本组成部分之上。这些包括：初级保健：个人首次接触医疗服务的环节，提供预防性护理、诊断和治疗。专科护理：由心脏病学、肿瘤学和神经病学等领域的专家提供的服务。公共卫生：侧重于人口健康的举措，包括疫苗接种计划和健康教育。紧急服务：对急性疾病或损伤提供即时护理，通常在医院和创伤中心进行。</w:t>
+        <w:t xml:space="preserve">一个强大的医疗保健系统建立在几个基本组成部分之上。其中包括：初级保健：个人就医的第一站，提供预防性护理、诊断和治疗。专科护理：心脏病学、肿瘤学和神经病学等领域的专家提供的服务。公共卫生：侧重于人群健康的举措，包括疫苗接种计划和健康教育。紧急服务：针对急性疾病或伤害的紧急护理，通常在医院和创伤中心提供。</w:t>
       </w:r>
     </w:p>
     <w:p>
@@ -59,7 +59,7 @@
     <w:p>
       <w:r>
         <w:rPr/>
-        <w:t xml:space="preserve">技术在现代医疗保健中发挥着举足轻重的作用，推动着创新，从而提高患者护理水平和运营效率。远程医疗实现了远程会诊，扩大了获取医疗专业知识的途径。人工智能协助诊断复杂疾病并预测患者预后。健身追踪器等可穿戴设备使个人能够实时监测自己的健康状况。此外，电子健康记录简化了医疗服务提供者之间的信息共享。</w:t>
+        <w:t xml:space="preserve">技术在现代医疗保健中发挥着关键作用，推动着创新，从而提高患者护理水平和运营效率。远程医疗实现了远程会诊，扩大了医疗专业知识的可及性。人工智能协助诊断复杂疾病并预测患者预后。健身追踪器等可穿戴设备使个人能够实时监测自己的健康状况。此外，电子健康记录简化了医疗服务提供者之间的信息共享。</w:t>
       </w:r>
     </w:p>
     <w:p>
@@ -74,7 +74,7 @@
     <w:p>
       <w:r>
         <w:rPr/>
-        <w:t xml:space="preserve">尽管取得了进步，医疗保健系统仍面临诸多挑战。获得优质医疗服务的机会仍然不平等，尤其是在农村和服务不足的地区。不断上涨的成本给个人和政府都带来了压力，而人口老龄化则增加了对医疗服务的需求。此外，抗击新兴传染病和解决精神健康污名化是需要关注的关键领域。</w:t>
+        <w:t xml:space="preserve">尽管取得了进步，医疗保健系统仍面临诸多挑战。优质医疗服务的可及性仍然不平等，尤其是在农村和医疗服务不足的地区。不断上涨的成本给个人和政府都带来了压力，而人口老龄化则增加了对医疗服务的需求。此外，对抗新出现的传染病和解决精神健康污名是需要关注的关键领域。</w:t>
       </w:r>
     </w:p>
     <w:p>
@@ -89,7 +89,7 @@
     <w:p>
       <w:r>
         <w:rPr/>
-        <w:t xml:space="preserve">医疗保健的未来充满无限希望，新兴趋势有望改变整个行业。由基因洞察力驱动的个性化医疗旨在为个体患者量身定制治疗方案。再生医学的进步，例如干细胞疗法，为以前无法治愈的疾病提供了潜在的治疗方法。人工智能和机器学习将继续完善诊断和治疗过程。全球协作努力对于解决医疗保健差异和确保创新惠及全人类至关重要。</w:t>
+        <w:t xml:space="preserve">医疗保健的未来充满无限希望，新兴趋势有望改变整个行业。由基因洞察力驱动的个性化医疗旨在为个体患者量身定制治疗方案。再生医学的进步，如干细胞疗法，为以前无法治愈的疾病提供了潜在的治疗方法。人工智能和机器学习将继续完善诊断和治疗过程。全球协作努力对于解决医疗保健差异和确保创新造福全人类至关重要。</w:t>
       </w:r>
     </w:p>
     <w:p>
@@ -104,7 +104,7 @@
     <w:p>
       <w:r>
         <w:rPr/>
-        <w:t xml:space="preserve">世界卫生组织（WHO）作为联合国的一个专门机构，在应对全球健康挑战方面发挥着关键作用。其见解和举措对于制定医疗保健政策和改善全球健康状况至关重要。以下是世界卫生组织就医疗保健各个方面发表的主要评论和观察。</w:t>
+        <w:t xml:space="preserve">世界卫生组织（WHO）作为联合国的一个专门机构，在应对全球健康挑战方面发挥着关键作用。其见解和举措对于制定医疗保健政策和改善全球健康状况至关重要。以下是世卫组织就医疗保健各个方面发表的关键评论和观察。</w:t>
       </w:r>
     </w:p>
     <w:p>
@@ -119,7 +119,7 @@
     <w:p>
       <w:r>
         <w:rPr/>
-        <w:t xml:space="preserve">世卫组织强调全民健康覆盖（UHC）的重要性，将其作为所有国家的一项基本目标。全民健康覆盖确保每个人都能获得基本的医疗服务，而不会陷入经济困境。世卫组织表示，实现全民健康覆盖需要投资于初级卫生保健、公平的资源分配和健全的卫生系统。该组织指出：“健康是一项基本人权，全民健康覆盖是实现这一目标的关键。”</w:t>
+        <w:t xml:space="preserve">世卫组织强调全民健康覆盖（UHC）作为所有国家基本目标的重要性。全民健康覆盖确保人人都能获得基本医疗服务，而不会面临经济困难。世卫组织表示，实现全民健康覆盖需要对初级卫生保健进行投资、公平分配资源以及建立健全的卫生系统。该组织指出：“健康是一项基本人权，全民健康覆盖是实现这一目标的关键。”</w:t>
       </w:r>
     </w:p>
     <w:p>
@@ -134,7 +134,7 @@
     <w:p>
       <w:r>
         <w:rPr/>
-        <w:t xml:space="preserve">世卫组织强调了几个紧迫的全球健康挑战，包括：非传染性疾病（NCDs）：心脏病、糖尿病和癌症等非传染性疾病是全球主要的死亡原因。世卫组织倡导采取预防措施，例如促进健康生活方式，并解决吸烟和不良饮食等风险因素。新发传染病：该组织一再强调，为应对COVID-19、埃博拉和其他人畜共患疾病等疫情做好准备和响应至关重要。心理健康：世卫组织强调，迫切需要解决影响全球四分之一人口的心理健康问题。该组织呼吁将心理健康服务整合到初级卫生保健系统中。</w:t>
+        <w:t xml:space="preserve">世卫组织强调了以下几个紧迫的全球健康挑战：非传染性疾病（NCD）：心脏病、糖尿病和癌症等非传染性疾病是全球主要的死亡原因。世卫组织倡导采取预防措施，例如推广健康生活方式，以及解决吸烟和不良饮食等风险因素。新发传染病：该组织一再强调，为应对COVID-19、埃博拉和其他人畜共患病等疫情暴发，做好准备和响应至关重要。心理健康：世卫组织强调，迫切需要解决影响全球四分之一人口的心理健康问题。该组织呼吁将心理健康服务整合到初级卫生保健系统中。</w:t>
       </w:r>
     </w:p>
     <w:p>
@@ -149,7 +149,7 @@
     <w:p>
       <w:r>
         <w:rPr/>
-        <w:t xml:space="preserve">世卫组织倡导通过解决教育、收入和住房等健康的社会决定因素来减少健康不公平现象。它认识到边缘化和弱势群体面临不成比例的健康风险和护理障碍。“不让任何一个人掉队”是指导该组织促进健康公平工作的核心原则。</w:t>
+        <w:t xml:space="preserve">世卫组织倡导通过解决教育、收入和住房等健康社会决定因素来减少健康不公平现象。它认识到，边缘化和弱势群体面临不成比例的健康风险和护理障碍。“不让任何人掉队”是指导该组织促进健康公平工作的核心原则。</w:t>
       </w:r>
     </w:p>
     <w:p>
@@ -164,7 +164,7 @@
     <w:p>
       <w:r>
         <w:rPr/>
-        <w:t xml:space="preserve">世卫组织承认技术在医疗保健中具有变革潜力。从远程医疗到人工智能，技术可以弥合医疗保健服务方面的差距，尤其是在偏远地区。然而，该组织警告数字鸿沟，敦促各国确保所有人都能获得负担得起的技术进步。</w:t>
+        <w:t xml:space="preserve">世卫组织承认技术在医疗保健领域具有变革潜力。从远程医疗到人工智能，技术可以弥合医疗保健服务中的差距，尤其是在偏远地区。然而，该组织警告数字鸿沟问题，敦促各国确保所有人都能负担得起并获得技术进步。</w:t>
       </w:r>
     </w:p>
     <w:p>
@@ -179,7 +179,7 @@
     <w:p>
       <w:r>
         <w:rPr/>
-        <w:t xml:space="preserve">世卫组织将其工作与联合国可持续发展目标（SDGs）保持一致，特别是目标3：“确保健康生活，促进各年龄段所有人的福祉。”该组织与会员国合作，以降低儿童死亡率、抗击流行病和改善孕产妇健康。世卫组织总干事谭德塞博士表示：“可持续发展目标为建设一个更健康、更公平、更可持续的未来提供了路线图。”</w:t>
+        <w:t xml:space="preserve">世卫组织将其工作与联合国可持续发展目标（SDG）特别是目标3保持一致：“确保健康生活，促进各年龄段所有人的福祉。”该组织与成员国合作，以降低儿童死亡率、抗击流行病和改善孕产妇健康。世卫组织总干事谭德塞博士表示：“可持续发展目标为建设一个更健康、更公平、更可持续的未来提供了路线图。”</w:t>
       </w:r>
     </w:p>
     <w:p>
@@ -194,7 +194,7 @@
     <w:p>
       <w:r>
         <w:rPr/>
-        <w:t xml:space="preserve">世卫组织呼吁各国政府、组织和个人将健康作为发展基石来优先考虑。它强调需要协作、创新和对卫生系统持续投资，以实现全球健康目标。该组织申明：“携手合作，我们可以建设一个更健康、更公平的世界。”</w:t>
+        <w:t xml:space="preserve">世卫组织呼吁各国政府、组织和个人将健康作为发展基石。它强调需要协作、创新和对卫生系统持续投资，以实现全球健康目标。该组织申明：“携手合作，我们可以建设一个更健康、更公平的世界。”</w:t>
       </w:r>
     </w:p>
     <w:p>
@@ -209,13 +209,13 @@
     <w:p>
       <w:r>
         <w:rPr/>
-        <w:t xml:space="preserve">世界卫生组织的讲话强调了全球健康挑战相互关联的性质以及应对这些挑战所需的集体努力。通过其领导和指导，世卫组织继续倡导卫生系统中的健康公平、创新和韧性。</w:t>
+        <w:t xml:space="preserve">世界卫生组织的讲话强调了全球健康挑战的相互关联性以及应对这些挑战所需的集体努力。通过其领导和指导，世卫组织继续倡导卫生系统的健康公平、创新和韧性。</w:t>
       </w:r>
     </w:p>
     <w:p>
       <w:r>
         <w:rPr/>
-        <w:t xml:space="preserve">医疗和保健系统是社会福祉不可或缺的一部分，它们不断发展以满足动态世界的需求。尽管挑战依然存在，但医护专业人员、研究人员和政策制定者的奉献精神确保了进步。通过利用技术、促进创新和推动公平可及，医疗保健的未来有望实现变革和包容。</w:t>
+        <w:t xml:space="preserve">医疗和保健系统是社会福祉不可或缺的一部分，不断发展以满足动态世界的需求。尽管挑战依然存在，但医护专业人员、研究人员和政策制定者的奉献精神确保了进步。通过利用技术、促进创新和推动公平可及，医疗保健的未来有望实现变革和包容。</w:t>
       </w:r>
     </w:p>
     <w:p/>
